--- a/docs/vignettes/welch_ttest_vignette/welch_ttest.docx
+++ b/docs/vignettes/welch_ttest_vignette/welch_ttest.docx
@@ -477,6 +477,9 @@
           </m:den>
         </m:f>
       </m:oMath>
+      <w:r>
+        <w:t xml:space="preserve">​</w:t>
+      </w:r>
     </w:p>
     <w:p>
       <w:pPr>
@@ -1002,6 +1005,9 @@
           </m:den>
         </m:f>
       </m:oMath>
+      <w:r>
+        <w:t xml:space="preserve">​</w:t>
+      </w:r>
     </w:p>
     <w:p>
       <w:pPr>

--- a/docs/vignettes/welch_ttest_vignette/welch_ttest.docx
+++ b/docs/vignettes/welch_ttest_vignette/welch_ttest.docx
@@ -10851,7 +10851,7 @@
       <w:b/>
       <w:color w:themeColor="accent1" w:themeShade="BF" w:val="0F4761"/>
       <w:sz w:val="28"/>
-      <w:szCs w:val="40"/>
+      <w:szCs w:val="28"/>
     </w:rPr>
   </w:style>
   <w:style w:styleId="Heading2" w:type="paragraph">
@@ -10873,7 +10873,7 @@
     <w:rPr>
       <w:rFonts w:asciiTheme="majorHAnsi" w:cstheme="majorBidi" w:eastAsiaTheme="majorEastAsia" w:hAnsiTheme="majorHAnsi"/>
       <w:color w:themeColor="accent1" w:themeShade="BF" w:val="0F4761"/>
-      <w:szCs w:val="32"/>
+      <w:szCs w:val="28"/>
     </w:rPr>
   </w:style>
   <w:style w:styleId="Heading3" w:type="paragraph">
@@ -11185,8 +11185,8 @@
       <w:rFonts w:asciiTheme="majorHAnsi" w:cstheme="majorBidi" w:eastAsiaTheme="majorEastAsia" w:hAnsiTheme="majorHAnsi"/>
       <w:spacing w:val="-10"/>
       <w:kern w:val="28"/>
-      <w:sz w:val="56"/>
-      <w:szCs w:val="56"/>
+      <w:sz w:val="28"/>
+      <w:szCs w:val="28"/>
     </w:rPr>
   </w:style>
   <w:style w:customStyle="1" w:styleId="TitleChar" w:type="character">
@@ -11199,8 +11199,8 @@
       <w:rFonts w:asciiTheme="majorHAnsi" w:cstheme="majorBidi" w:eastAsiaTheme="majorEastAsia" w:hAnsiTheme="majorHAnsi"/>
       <w:spacing w:val="-10"/>
       <w:kern w:val="28"/>
-      <w:sz w:val="56"/>
-      <w:szCs w:val="56"/>
+      <w:sz w:val="28"/>
+      <w:szCs w:val="28"/>
     </w:rPr>
   </w:style>
   <w:style w:styleId="Subtitle" w:type="paragraph">

--- a/docs/vignettes/welch_ttest_vignette/welch_ttest.docx
+++ b/docs/vignettes/welch_ttest_vignette/welch_ttest.docx
@@ -3947,7 +3947,7 @@
       <w:r>
         <w:drawing>
           <wp:inline>
-            <wp:extent cx="4572000" cy="4572000"/>
+            <wp:extent cx="4587290" cy="4587290"/>
             <wp:effectExtent b="0" l="0" r="0" t="0"/>
             <wp:docPr descr="" title="" id="16" name="Picture"/>
             <a:graphic>
@@ -3968,7 +3968,7 @@
                   <pic:spPr bwMode="auto">
                     <a:xfrm>
                       <a:off x="0" y="0"/>
-                      <a:ext cx="4572000" cy="4572000"/>
+                      <a:ext cx="4587290" cy="4587290"/>
                     </a:xfrm>
                     <a:prstGeom prst="rect">
                       <a:avLst/>
@@ -4755,7 +4755,7 @@
       <w:r>
         <w:drawing>
           <wp:inline>
-            <wp:extent cx="4572000" cy="4572000"/>
+            <wp:extent cx="4587290" cy="4587290"/>
             <wp:effectExtent b="0" l="0" r="0" t="0"/>
             <wp:docPr descr="" title="" id="20" name="Picture"/>
             <a:graphic>
@@ -4776,7 +4776,7 @@
                   <pic:spPr bwMode="auto">
                     <a:xfrm>
                       <a:off x="0" y="0"/>
-                      <a:ext cx="4572000" cy="4572000"/>
+                      <a:ext cx="4587290" cy="4587290"/>
                     </a:xfrm>
                     <a:prstGeom prst="rect">
                       <a:avLst/>
@@ -4986,7 +4986,7 @@
       <w:r>
         <w:drawing>
           <wp:inline>
-            <wp:extent cx="3200400" cy="3200400"/>
+            <wp:extent cx="3211103" cy="3211103"/>
             <wp:effectExtent b="0" l="0" r="0" t="0"/>
             <wp:docPr descr="" title="" id="28" name="Picture"/>
             <a:graphic>
@@ -5007,7 +5007,7 @@
                   <pic:spPr bwMode="auto">
                     <a:xfrm>
                       <a:off x="0" y="0"/>
-                      <a:ext cx="3200400" cy="3200400"/>
+                      <a:ext cx="3211103" cy="3211103"/>
                     </a:xfrm>
                     <a:prstGeom prst="rect">
                       <a:avLst/>
@@ -5416,7 +5416,7 @@
       <w:r>
         <w:drawing>
           <wp:inline>
-            <wp:extent cx="4572000" cy="4572000"/>
+            <wp:extent cx="4587290" cy="4587290"/>
             <wp:effectExtent b="0" l="0" r="0" t="0"/>
             <wp:docPr descr="" title="" id="31" name="Picture"/>
             <a:graphic>
@@ -5437,7 +5437,7 @@
                   <pic:spPr bwMode="auto">
                     <a:xfrm>
                       <a:off x="0" y="0"/>
-                      <a:ext cx="4572000" cy="4572000"/>
+                      <a:ext cx="4587290" cy="4587290"/>
                     </a:xfrm>
                     <a:prstGeom prst="rect">
                       <a:avLst/>
@@ -5698,7 +5698,7 @@
       <w:r>
         <w:drawing>
           <wp:inline>
-            <wp:extent cx="3200400" cy="3200400"/>
+            <wp:extent cx="3211103" cy="3211103"/>
             <wp:effectExtent b="0" l="0" r="0" t="0"/>
             <wp:docPr descr="" title="" id="34" name="Picture"/>
             <a:graphic>
@@ -5719,7 +5719,7 @@
                   <pic:spPr bwMode="auto">
                     <a:xfrm>
                       <a:off x="0" y="0"/>
-                      <a:ext cx="3200400" cy="3200400"/>
+                      <a:ext cx="3211103" cy="3211103"/>
                     </a:xfrm>
                     <a:prstGeom prst="rect">
                       <a:avLst/>
@@ -8332,7 +8332,7 @@
       <w:r>
         <w:drawing>
           <wp:inline>
-            <wp:extent cx="4572000" cy="4572000"/>
+            <wp:extent cx="4587290" cy="4587290"/>
             <wp:effectExtent b="0" l="0" r="0" t="0"/>
             <wp:docPr descr="" title="" id="45" name="Picture"/>
             <a:graphic>
@@ -8353,7 +8353,7 @@
                   <pic:spPr bwMode="auto">
                     <a:xfrm>
                       <a:off x="0" y="0"/>
-                      <a:ext cx="4572000" cy="4572000"/>
+                      <a:ext cx="4587290" cy="4587290"/>
                     </a:xfrm>
                     <a:prstGeom prst="rect">
                       <a:avLst/>
@@ -9154,7 +9154,7 @@
       <w:r>
         <w:drawing>
           <wp:inline>
-            <wp:extent cx="3200400" cy="3200400"/>
+            <wp:extent cx="3211103" cy="3211103"/>
             <wp:effectExtent b="0" l="0" r="0" t="0"/>
             <wp:docPr descr="" title="" id="48" name="Picture"/>
             <a:graphic>
@@ -9175,7 +9175,7 @@
                   <pic:spPr bwMode="auto">
                     <a:xfrm>
                       <a:off x="0" y="0"/>
-                      <a:ext cx="3200400" cy="3200400"/>
+                      <a:ext cx="3211103" cy="3211103"/>
                     </a:xfrm>
                     <a:prstGeom prst="rect">
                       <a:avLst/>
